--- a/docs/DecoStone Project Synopsis 2026-27.docx
+++ b/docs/DecoStone Project Synopsis 2026-27.docx
@@ -211,10 +211,66 @@
         </w:rPr>
       </w:pPr>
       <w:r>
+        <w:rPr>
+          <w:rFonts w:ascii="Times New Roman" w:eastAsia="Times New Roman" w:hAnsi="Times New Roman" w:cs="Times New Roman"/>
+          <w:b/>
+          <w:color w:val="632423" w:themeColor="accent2" w:themeShade="80"/>
+          <w:sz w:val="24"/>
+        </w:rPr>
         <w:t xml:space="preserve">      Parth Sanjay Morabale</w:t>
         <w:tab/>
         <w:t xml:space="preserve">                   (24213440464)</w:t>
       </w:r>
+      <w:r>
+        <w:rPr>
+          <w:rFonts w:ascii="Times New Roman" w:eastAsia="Times New Roman" w:hAnsi="Times New Roman" w:cs="Times New Roman"/>
+          <w:b/>
+          <w:color w:val="632423" w:themeColor="accent2" w:themeShade="80"/>
+          <w:sz w:val="24"/>
+        </w:rPr>
+      </w:r>
+      <w:r>
+        <w:rPr>
+          <w:rFonts w:ascii="Times New Roman" w:eastAsia="Times New Roman" w:hAnsi="Times New Roman" w:cs="Times New Roman"/>
+          <w:b/>
+          <w:color w:val="632423" w:themeColor="accent2" w:themeShade="80"/>
+          <w:sz w:val="24"/>
+        </w:rPr>
+      </w:r>
+      <w:r>
+        <w:rPr>
+          <w:rFonts w:ascii="Times New Roman" w:eastAsia="Times New Roman" w:hAnsi="Times New Roman" w:cs="Times New Roman"/>
+          <w:b/>
+          <w:color w:val="632423" w:themeColor="accent2" w:themeShade="80"/>
+          <w:sz w:val="24"/>
+        </w:rPr>
+      </w:r>
+      <w:proofErr w:type="gramStart"/>
+      <w:r>
+        <w:rPr>
+          <w:rFonts w:ascii="Times New Roman" w:eastAsia="Times New Roman" w:hAnsi="Times New Roman" w:cs="Times New Roman"/>
+          <w:b/>
+          <w:color w:val="632423" w:themeColor="accent2" w:themeShade="80"/>
+          <w:sz w:val="24"/>
+        </w:rPr>
+      </w:r>
+      <w:proofErr w:type="gramEnd"/>
+      <w:r>
+        <w:rPr>
+          <w:rFonts w:ascii="Times New Roman" w:eastAsia="Times New Roman" w:hAnsi="Times New Roman" w:cs="Times New Roman"/>
+          <w:b/>
+          <w:color w:val="632423" w:themeColor="accent2" w:themeShade="80"/>
+          <w:sz w:val="24"/>
+        </w:rPr>
+      </w:r>
+      <w:r>
+        <w:rPr>
+          <w:rFonts w:ascii="Times New Roman" w:eastAsia="Times New Roman" w:hAnsi="Times New Roman" w:cs="Times New Roman"/>
+          <w:b/>
+          <w:color w:val="632423" w:themeColor="accent2" w:themeShade="80"/>
+          <w:sz w:val="24"/>
+        </w:rPr>
+      </w:r>
     </w:p>
     <w:p>
       <w:pPr>
@@ -229,10 +285,58 @@
         </w:rPr>
       </w:pPr>
       <w:r>
+        <w:rPr>
+          <w:rFonts w:ascii="Times New Roman" w:eastAsia="Times New Roman" w:hAnsi="Times New Roman" w:cs="Times New Roman"/>
+          <w:b/>
+          <w:color w:val="632423" w:themeColor="accent2" w:themeShade="80"/>
+          <w:sz w:val="24"/>
+        </w:rPr>
         <w:t xml:space="preserve">      Ayush Rajesh Patel</w:t>
         <w:tab/>
         <w:t xml:space="preserve">                   (24213440466)</w:t>
       </w:r>
+      <w:r>
+        <w:rPr>
+          <w:rFonts w:ascii="Times New Roman" w:eastAsia="Times New Roman" w:hAnsi="Times New Roman" w:cs="Times New Roman"/>
+          <w:b/>
+          <w:color w:val="632423" w:themeColor="accent2" w:themeShade="80"/>
+          <w:sz w:val="24"/>
+        </w:rPr>
+      </w:r>
+      <w:r>
+        <w:rPr>
+          <w:rFonts w:ascii="Times New Roman" w:eastAsia="Times New Roman" w:hAnsi="Times New Roman" w:cs="Times New Roman"/>
+          <w:b/>
+          <w:color w:val="632423" w:themeColor="accent2" w:themeShade="80"/>
+          <w:sz w:val="24"/>
+        </w:rPr>
+      </w:r>
+      <w:proofErr w:type="gramStart"/>
+      <w:r>
+        <w:rPr>
+          <w:rFonts w:ascii="Times New Roman" w:eastAsia="Times New Roman" w:hAnsi="Times New Roman" w:cs="Times New Roman"/>
+          <w:b/>
+          <w:color w:val="632423" w:themeColor="accent2" w:themeShade="80"/>
+          <w:sz w:val="24"/>
+        </w:rPr>
+      </w:r>
+      <w:proofErr w:type="gramEnd"/>
+      <w:r>
+        <w:rPr>
+          <w:rFonts w:ascii="Times New Roman" w:eastAsia="Times New Roman" w:hAnsi="Times New Roman" w:cs="Times New Roman"/>
+          <w:b/>
+          <w:color w:val="632423" w:themeColor="accent2" w:themeShade="80"/>
+          <w:sz w:val="24"/>
+        </w:rPr>
+      </w:r>
+      <w:r>
+        <w:rPr>
+          <w:rFonts w:ascii="Times New Roman" w:eastAsia="Times New Roman" w:hAnsi="Times New Roman" w:cs="Times New Roman"/>
+          <w:b/>
+          <w:color w:val="632423" w:themeColor="accent2" w:themeShade="80"/>
+          <w:sz w:val="24"/>
+        </w:rPr>
+      </w:r>
     </w:p>
     <w:p>
       <w:pPr>
@@ -247,10 +351,58 @@
         </w:rPr>
       </w:pPr>
       <w:r>
+        <w:rPr>
+          <w:rFonts w:ascii="Times New Roman" w:eastAsia="Times New Roman" w:hAnsi="Times New Roman" w:cs="Times New Roman"/>
+          <w:b/>
+          <w:color w:val="632423" w:themeColor="accent2" w:themeShade="80"/>
+          <w:sz w:val="24"/>
+        </w:rPr>
         <w:t xml:space="preserve">      Suyash Sunil Shalbidre</w:t>
         <w:tab/>
         <w:t xml:space="preserve">                   (24213440483)</w:t>
       </w:r>
+      <w:r>
+        <w:rPr>
+          <w:rFonts w:ascii="Times New Roman" w:eastAsia="Times New Roman" w:hAnsi="Times New Roman" w:cs="Times New Roman"/>
+          <w:b/>
+          <w:color w:val="632423" w:themeColor="accent2" w:themeShade="80"/>
+          <w:sz w:val="24"/>
+        </w:rPr>
+      </w:r>
+      <w:r>
+        <w:rPr>
+          <w:rFonts w:ascii="Times New Roman" w:eastAsia="Times New Roman" w:hAnsi="Times New Roman" w:cs="Times New Roman"/>
+          <w:b/>
+          <w:color w:val="632423" w:themeColor="accent2" w:themeShade="80"/>
+          <w:sz w:val="24"/>
+        </w:rPr>
+      </w:r>
+      <w:proofErr w:type="gramStart"/>
+      <w:r>
+        <w:rPr>
+          <w:rFonts w:ascii="Times New Roman" w:eastAsia="Times New Roman" w:hAnsi="Times New Roman" w:cs="Times New Roman"/>
+          <w:b/>
+          <w:color w:val="632423" w:themeColor="accent2" w:themeShade="80"/>
+          <w:sz w:val="24"/>
+        </w:rPr>
+      </w:r>
+      <w:proofErr w:type="gramEnd"/>
+      <w:r>
+        <w:rPr>
+          <w:rFonts w:ascii="Times New Roman" w:eastAsia="Times New Roman" w:hAnsi="Times New Roman" w:cs="Times New Roman"/>
+          <w:b/>
+          <w:color w:val="632423" w:themeColor="accent2" w:themeShade="80"/>
+          <w:sz w:val="24"/>
+        </w:rPr>
+      </w:r>
+      <w:r>
+        <w:rPr>
+          <w:rFonts w:ascii="Times New Roman" w:eastAsia="Times New Roman" w:hAnsi="Times New Roman" w:cs="Times New Roman"/>
+          <w:b/>
+          <w:color w:val="632423" w:themeColor="accent2" w:themeShade="80"/>
+          <w:sz w:val="24"/>
+        </w:rPr>
+      </w:r>
     </w:p>
     <w:p>
       <w:pPr>
@@ -265,9 +417,65 @@
         </w:rPr>
       </w:pPr>
       <w:r>
+        <w:rPr>
+          <w:rFonts w:ascii="Times New Roman" w:eastAsia="Times New Roman" w:hAnsi="Times New Roman" w:cs="Times New Roman"/>
+          <w:b/>
+          <w:color w:val="632423" w:themeColor="accent2" w:themeShade="80"/>
+          <w:sz w:val="24"/>
+        </w:rPr>
         <w:t xml:space="preserve">      Samarth Dadaso Patil</w:t>
         <w:tab/>
         <w:t xml:space="preserve">                   (24213440479)</w:t>
+      </w:r>
+      <w:r>
+        <w:rPr>
+          <w:rFonts w:ascii="Times New Roman" w:eastAsia="Times New Roman" w:hAnsi="Times New Roman" w:cs="Times New Roman"/>
+          <w:b/>
+          <w:color w:val="632423" w:themeColor="accent2" w:themeShade="80"/>
+          <w:sz w:val="24"/>
+        </w:rPr>
+      </w:r>
+      <w:r>
+        <w:rPr>
+          <w:rFonts w:ascii="Times New Roman" w:eastAsia="Times New Roman" w:hAnsi="Times New Roman" w:cs="Times New Roman"/>
+          <w:b/>
+          <w:color w:val="632423" w:themeColor="accent2" w:themeShade="80"/>
+          <w:sz w:val="24"/>
+        </w:rPr>
+      </w:r>
+      <w:r>
+        <w:rPr>
+          <w:rFonts w:ascii="Times New Roman" w:eastAsia="Times New Roman" w:hAnsi="Times New Roman" w:cs="Times New Roman"/>
+          <w:b/>
+          <w:color w:val="632423" w:themeColor="accent2" w:themeShade="80"/>
+          <w:sz w:val="24"/>
+        </w:rPr>
+      </w:r>
+      <w:proofErr w:type="gramStart"/>
+      <w:r>
+        <w:rPr>
+          <w:rFonts w:ascii="Times New Roman" w:eastAsia="Times New Roman" w:hAnsi="Times New Roman" w:cs="Times New Roman"/>
+          <w:b/>
+          <w:color w:val="632423" w:themeColor="accent2" w:themeShade="80"/>
+          <w:sz w:val="24"/>
+        </w:rPr>
+      </w:r>
+      <w:proofErr w:type="gramEnd"/>
+      <w:r>
+        <w:rPr>
+          <w:rFonts w:ascii="Times New Roman" w:eastAsia="Times New Roman" w:hAnsi="Times New Roman" w:cs="Times New Roman"/>
+          <w:b/>
+          <w:color w:val="632423" w:themeColor="accent2" w:themeShade="80"/>
+          <w:sz w:val="24"/>
+        </w:rPr>
+      </w:r>
+      <w:r>
+        <w:rPr>
+          <w:rFonts w:ascii="Times New Roman" w:eastAsia="Times New Roman" w:hAnsi="Times New Roman" w:cs="Times New Roman"/>
+          <w:b/>
+          <w:color w:val="632423" w:themeColor="accent2" w:themeShade="80"/>
+          <w:sz w:val="24"/>
+        </w:rPr>
       </w:r>
     </w:p>
     <w:p>
@@ -692,10 +900,65 @@
         </w:rPr>
       </w:pPr>
       <w:r>
+        <w:rPr>
+          <w:rFonts w:ascii="Times New Roman" w:eastAsia="Times New Roman" w:hAnsi="Times New Roman" w:cs="Times New Roman"/>
+          <w:b/>
+          <w:sz w:val="24"/>
+        </w:rPr>
         <w:t xml:space="preserve">      Parth Sanjay Morabale</w:t>
         <w:tab/>
         <w:t xml:space="preserve">                   (24213440464)</w:t>
       </w:r>
+      <w:r>
+        <w:rPr>
+          <w:rFonts w:ascii="Times New Roman" w:eastAsia="Times New Roman" w:hAnsi="Times New Roman" w:cs="Times New Roman"/>
+          <w:b/>
+          <w:color w:val="632423" w:themeColor="accent2" w:themeShade="80"/>
+          <w:sz w:val="24"/>
+        </w:rPr>
+      </w:r>
+      <w:r>
+        <w:rPr>
+          <w:rFonts w:ascii="Times New Roman" w:eastAsia="Times New Roman" w:hAnsi="Times New Roman" w:cs="Times New Roman"/>
+          <w:b/>
+          <w:color w:val="632423" w:themeColor="accent2" w:themeShade="80"/>
+          <w:sz w:val="24"/>
+        </w:rPr>
+      </w:r>
+      <w:r>
+        <w:rPr>
+          <w:rFonts w:ascii="Times New Roman" w:eastAsia="Times New Roman" w:hAnsi="Times New Roman" w:cs="Times New Roman"/>
+          <w:b/>
+          <w:color w:val="632423" w:themeColor="accent2" w:themeShade="80"/>
+          <w:sz w:val="24"/>
+        </w:rPr>
+      </w:r>
+      <w:proofErr w:type="gramStart"/>
+      <w:r>
+        <w:rPr>
+          <w:rFonts w:ascii="Times New Roman" w:eastAsia="Times New Roman" w:hAnsi="Times New Roman" w:cs="Times New Roman"/>
+          <w:b/>
+          <w:color w:val="632423" w:themeColor="accent2" w:themeShade="80"/>
+          <w:sz w:val="24"/>
+        </w:rPr>
+      </w:r>
+      <w:proofErr w:type="gramEnd"/>
+      <w:r>
+        <w:rPr>
+          <w:rFonts w:ascii="Times New Roman" w:eastAsia="Times New Roman" w:hAnsi="Times New Roman" w:cs="Times New Roman"/>
+          <w:b/>
+          <w:color w:val="632423" w:themeColor="accent2" w:themeShade="80"/>
+          <w:sz w:val="24"/>
+        </w:rPr>
+      </w:r>
+      <w:r>
+        <w:rPr>
+          <w:rFonts w:ascii="Times New Roman" w:eastAsia="Times New Roman" w:hAnsi="Times New Roman" w:cs="Times New Roman"/>
+          <w:b/>
+          <w:color w:val="632423" w:themeColor="accent2" w:themeShade="80"/>
+          <w:sz w:val="24"/>
+        </w:rPr>
+      </w:r>
     </w:p>
     <w:p>
       <w:pPr>
@@ -710,10 +973,58 @@
         </w:rPr>
       </w:pPr>
       <w:r>
+        <w:rPr>
+          <w:rFonts w:ascii="Times New Roman" w:eastAsia="Times New Roman" w:hAnsi="Times New Roman" w:cs="Times New Roman"/>
+          <w:b/>
+          <w:color w:val="632423" w:themeColor="accent2" w:themeShade="80"/>
+          <w:sz w:val="24"/>
+        </w:rPr>
         <w:t xml:space="preserve">      Ayush Rajesh Patel</w:t>
         <w:tab/>
         <w:t xml:space="preserve">                   (24213440466)</w:t>
       </w:r>
+      <w:r>
+        <w:rPr>
+          <w:rFonts w:ascii="Times New Roman" w:eastAsia="Times New Roman" w:hAnsi="Times New Roman" w:cs="Times New Roman"/>
+          <w:b/>
+          <w:color w:val="632423" w:themeColor="accent2" w:themeShade="80"/>
+          <w:sz w:val="24"/>
+        </w:rPr>
+      </w:r>
+      <w:r>
+        <w:rPr>
+          <w:rFonts w:ascii="Times New Roman" w:eastAsia="Times New Roman" w:hAnsi="Times New Roman" w:cs="Times New Roman"/>
+          <w:b/>
+          <w:color w:val="632423" w:themeColor="accent2" w:themeShade="80"/>
+          <w:sz w:val="24"/>
+        </w:rPr>
+      </w:r>
+      <w:proofErr w:type="gramStart"/>
+      <w:r>
+        <w:rPr>
+          <w:rFonts w:ascii="Times New Roman" w:eastAsia="Times New Roman" w:hAnsi="Times New Roman" w:cs="Times New Roman"/>
+          <w:b/>
+          <w:color w:val="632423" w:themeColor="accent2" w:themeShade="80"/>
+          <w:sz w:val="24"/>
+        </w:rPr>
+      </w:r>
+      <w:proofErr w:type="gramEnd"/>
+      <w:r>
+        <w:rPr>
+          <w:rFonts w:ascii="Times New Roman" w:eastAsia="Times New Roman" w:hAnsi="Times New Roman" w:cs="Times New Roman"/>
+          <w:b/>
+          <w:color w:val="632423" w:themeColor="accent2" w:themeShade="80"/>
+          <w:sz w:val="24"/>
+        </w:rPr>
+      </w:r>
+      <w:r>
+        <w:rPr>
+          <w:rFonts w:ascii="Times New Roman" w:eastAsia="Times New Roman" w:hAnsi="Times New Roman" w:cs="Times New Roman"/>
+          <w:b/>
+          <w:color w:val="632423" w:themeColor="accent2" w:themeShade="80"/>
+          <w:sz w:val="24"/>
+        </w:rPr>
+      </w:r>
     </w:p>
     <w:p>
       <w:pPr>
@@ -728,10 +1039,58 @@
         </w:rPr>
       </w:pPr>
       <w:r>
+        <w:rPr>
+          <w:rFonts w:ascii="Times New Roman" w:eastAsia="Times New Roman" w:hAnsi="Times New Roman" w:cs="Times New Roman"/>
+          <w:b/>
+          <w:color w:val="632423" w:themeColor="accent2" w:themeShade="80"/>
+          <w:sz w:val="24"/>
+        </w:rPr>
         <w:t xml:space="preserve">      Suyash Sunil Shalbidre</w:t>
         <w:tab/>
         <w:t xml:space="preserve">                   (24213440483)</w:t>
       </w:r>
+      <w:r>
+        <w:rPr>
+          <w:rFonts w:ascii="Times New Roman" w:eastAsia="Times New Roman" w:hAnsi="Times New Roman" w:cs="Times New Roman"/>
+          <w:b/>
+          <w:color w:val="632423" w:themeColor="accent2" w:themeShade="80"/>
+          <w:sz w:val="24"/>
+        </w:rPr>
+      </w:r>
+      <w:r>
+        <w:rPr>
+          <w:rFonts w:ascii="Times New Roman" w:eastAsia="Times New Roman" w:hAnsi="Times New Roman" w:cs="Times New Roman"/>
+          <w:b/>
+          <w:color w:val="632423" w:themeColor="accent2" w:themeShade="80"/>
+          <w:sz w:val="24"/>
+        </w:rPr>
+      </w:r>
+      <w:proofErr w:type="gramStart"/>
+      <w:r>
+        <w:rPr>
+          <w:rFonts w:ascii="Times New Roman" w:eastAsia="Times New Roman" w:hAnsi="Times New Roman" w:cs="Times New Roman"/>
+          <w:b/>
+          <w:color w:val="632423" w:themeColor="accent2" w:themeShade="80"/>
+          <w:sz w:val="24"/>
+        </w:rPr>
+      </w:r>
+      <w:proofErr w:type="gramEnd"/>
+      <w:r>
+        <w:rPr>
+          <w:rFonts w:ascii="Times New Roman" w:eastAsia="Times New Roman" w:hAnsi="Times New Roman" w:cs="Times New Roman"/>
+          <w:b/>
+          <w:color w:val="632423" w:themeColor="accent2" w:themeShade="80"/>
+          <w:sz w:val="24"/>
+        </w:rPr>
+      </w:r>
+      <w:r>
+        <w:rPr>
+          <w:rFonts w:ascii="Times New Roman" w:eastAsia="Times New Roman" w:hAnsi="Times New Roman" w:cs="Times New Roman"/>
+          <w:b/>
+          <w:color w:val="632423" w:themeColor="accent2" w:themeShade="80"/>
+          <w:sz w:val="24"/>
+        </w:rPr>
+      </w:r>
     </w:p>
     <w:p>
       <w:pPr>
@@ -746,9 +1105,57 @@
         </w:rPr>
       </w:pPr>
       <w:r>
+        <w:rPr>
+          <w:rFonts w:ascii="Times New Roman" w:eastAsia="Times New Roman" w:hAnsi="Times New Roman" w:cs="Times New Roman"/>
+          <w:b/>
+          <w:color w:val="632423" w:themeColor="accent2" w:themeShade="80"/>
+          <w:sz w:val="24"/>
+        </w:rPr>
         <w:t xml:space="preserve">      Samarth Dadaso Patil</w:t>
         <w:tab/>
         <w:t xml:space="preserve">                   (24213440479)</w:t>
+      </w:r>
+      <w:r>
+        <w:rPr>
+          <w:rFonts w:ascii="Times New Roman" w:eastAsia="Times New Roman" w:hAnsi="Times New Roman" w:cs="Times New Roman"/>
+          <w:b/>
+          <w:color w:val="632423" w:themeColor="accent2" w:themeShade="80"/>
+          <w:sz w:val="24"/>
+        </w:rPr>
+      </w:r>
+      <w:r>
+        <w:rPr>
+          <w:rFonts w:ascii="Times New Roman" w:eastAsia="Times New Roman" w:hAnsi="Times New Roman" w:cs="Times New Roman"/>
+          <w:b/>
+          <w:color w:val="632423" w:themeColor="accent2" w:themeShade="80"/>
+          <w:sz w:val="24"/>
+        </w:rPr>
+      </w:r>
+      <w:proofErr w:type="gramStart"/>
+      <w:r>
+        <w:rPr>
+          <w:rFonts w:ascii="Times New Roman" w:eastAsia="Times New Roman" w:hAnsi="Times New Roman" w:cs="Times New Roman"/>
+          <w:b/>
+          <w:color w:val="632423" w:themeColor="accent2" w:themeShade="80"/>
+          <w:sz w:val="24"/>
+        </w:rPr>
+      </w:r>
+      <w:proofErr w:type="gramEnd"/>
+      <w:r>
+        <w:rPr>
+          <w:rFonts w:ascii="Times New Roman" w:eastAsia="Times New Roman" w:hAnsi="Times New Roman" w:cs="Times New Roman"/>
+          <w:b/>
+          <w:color w:val="632423" w:themeColor="accent2" w:themeShade="80"/>
+          <w:sz w:val="24"/>
+        </w:rPr>
+      </w:r>
+      <w:r>
+        <w:rPr>
+          <w:rFonts w:ascii="Times New Roman" w:eastAsia="Times New Roman" w:hAnsi="Times New Roman" w:cs="Times New Roman"/>
+          <w:b/>
+          <w:color w:val="632423" w:themeColor="accent2" w:themeShade="80"/>
+          <w:sz w:val="24"/>
+        </w:rPr>
       </w:r>
     </w:p>
     <w:p>
@@ -1093,7 +1500,7 @@
           <w:rFonts w:ascii="Times New Roman" w:eastAsia="Times New Roman" w:hAnsi="Times New Roman" w:cs="Times New Roman"/>
           <w:b/>
           <w:color w:val="632423" w:themeColor="accent2" w:themeShade="80"/>
-          <w:sz w:val="24"/>
+          <w:sz w:val="20"/>
         </w:rPr>
         <w:t xml:space="preserve">    </w:t>
       </w:r>
@@ -1102,7 +1509,7 @@
           <w:rFonts w:ascii="Times New Roman" w:eastAsia="Times New Roman" w:hAnsi="Times New Roman" w:cs="Times New Roman"/>
           <w:b/>
           <w:color w:val="632423" w:themeColor="accent2" w:themeShade="80"/>
-          <w:sz w:val="24"/>
+          <w:sz w:val="20"/>
         </w:rPr>
         <w:t xml:space="preserve">Project Guide </w:t>
       </w:r>
@@ -1111,7 +1518,7 @@
           <w:rFonts w:ascii="Times New Roman" w:eastAsia="Times New Roman" w:hAnsi="Times New Roman" w:cs="Times New Roman"/>
           <w:b/>
           <w:color w:val="632423" w:themeColor="accent2" w:themeShade="80"/>
-          <w:sz w:val="24"/>
+          <w:sz w:val="20"/>
         </w:rPr>
         <w:tab/>
         <w:t xml:space="preserve">       </w:t>
@@ -1121,7 +1528,7 @@
           <w:rFonts w:ascii="Times New Roman" w:eastAsia="Times New Roman" w:hAnsi="Times New Roman" w:cs="Times New Roman"/>
           <w:b/>
           <w:color w:val="632423" w:themeColor="accent2" w:themeShade="80"/>
-          <w:sz w:val="24"/>
+          <w:sz w:val="20"/>
         </w:rPr>
         <w:t xml:space="preserve">                         H.O.D</w:t>
       </w:r>
@@ -1130,7 +1537,7 @@
           <w:rFonts w:ascii="Times New Roman" w:eastAsia="Times New Roman" w:hAnsi="Times New Roman" w:cs="Times New Roman"/>
           <w:b/>
           <w:color w:val="632423" w:themeColor="accent2" w:themeShade="80"/>
-          <w:sz w:val="24"/>
+          <w:sz w:val="20"/>
         </w:rPr>
         <w:t xml:space="preserve">                                               </w:t>
       </w:r>
@@ -1139,7 +1546,7 @@
           <w:rFonts w:ascii="Times New Roman" w:eastAsia="Times New Roman" w:hAnsi="Times New Roman" w:cs="Times New Roman"/>
           <w:b/>
           <w:color w:val="632423" w:themeColor="accent2" w:themeShade="80"/>
-          <w:sz w:val="24"/>
+          <w:sz w:val="20"/>
         </w:rPr>
         <w:t xml:space="preserve">    </w:t>
       </w:r>
@@ -1148,7 +1555,7 @@
           <w:rFonts w:ascii="Times New Roman" w:eastAsia="Times New Roman" w:hAnsi="Times New Roman" w:cs="Times New Roman"/>
           <w:b/>
           <w:color w:val="632423" w:themeColor="accent2" w:themeShade="80"/>
-          <w:sz w:val="24"/>
+          <w:sz w:val="20"/>
         </w:rPr>
         <w:t xml:space="preserve">Director </w:t>
       </w:r>
@@ -1168,7 +1575,7 @@
           <w:rFonts w:ascii="Times New Roman" w:eastAsia="Times New Roman" w:hAnsi="Times New Roman" w:cs="Times New Roman"/>
           <w:b/>
           <w:color w:val="632423" w:themeColor="accent2" w:themeShade="80"/>
-          <w:sz w:val="24"/>
+          <w:sz w:val="20"/>
         </w:rPr>
         <w:t xml:space="preserve">   (____________________)                                 (Mr. A. D. Patil)                                      (Dr.V.V.Giri)</w:t>
       </w:r>
@@ -1178,7 +1585,7 @@
           <w:rFonts w:ascii="Times New Roman" w:eastAsia="Times New Roman" w:hAnsi="Times New Roman" w:cs="Times New Roman"/>
           <w:b/>
           <w:color w:val="632423" w:themeColor="accent2" w:themeShade="80"/>
-          <w:sz w:val="24"/>
+          <w:sz w:val="20"/>
         </w:rPr>
       </w:r>
       <w:proofErr w:type="gramEnd"/>
@@ -1187,7 +1594,7 @@
           <w:rFonts w:ascii="Times New Roman" w:eastAsia="Times New Roman" w:hAnsi="Times New Roman" w:cs="Times New Roman"/>
           <w:b/>
           <w:color w:val="632423" w:themeColor="accent2" w:themeShade="80"/>
-          <w:sz w:val="24"/>
+          <w:sz w:val="20"/>
         </w:rPr>
       </w:r>
       <w:proofErr w:type="gramStart"/>
@@ -1196,7 +1603,7 @@
           <w:rFonts w:ascii="Times New Roman" w:eastAsia="Times New Roman" w:hAnsi="Times New Roman" w:cs="Times New Roman"/>
           <w:b/>
           <w:color w:val="632423" w:themeColor="accent2" w:themeShade="80"/>
-          <w:sz w:val="24"/>
+          <w:sz w:val="20"/>
         </w:rPr>
       </w:r>
       <w:proofErr w:type="gramEnd"/>
@@ -1205,7 +1612,7 @@
           <w:rFonts w:ascii="Times New Roman" w:eastAsia="Times New Roman" w:hAnsi="Times New Roman" w:cs="Times New Roman"/>
           <w:b/>
           <w:color w:val="632423" w:themeColor="accent2" w:themeShade="80"/>
-          <w:sz w:val="24"/>
+          <w:sz w:val="20"/>
         </w:rPr>
       </w:r>
       <w:proofErr w:type="gramStart"/>
@@ -1214,7 +1621,7 @@
           <w:rFonts w:ascii="Times New Roman" w:eastAsia="Times New Roman" w:hAnsi="Times New Roman" w:cs="Times New Roman"/>
           <w:b/>
           <w:color w:val="632423" w:themeColor="accent2" w:themeShade="80"/>
-          <w:sz w:val="24"/>
+          <w:sz w:val="20"/>
         </w:rPr>
       </w:r>
       <w:proofErr w:type="gramEnd"/>
@@ -1223,7 +1630,7 @@
           <w:rFonts w:ascii="Times New Roman" w:eastAsia="Times New Roman" w:hAnsi="Times New Roman" w:cs="Times New Roman"/>
           <w:b/>
           <w:color w:val="632423" w:themeColor="accent2" w:themeShade="80"/>
-          <w:sz w:val="24"/>
+          <w:sz w:val="20"/>
         </w:rPr>
       </w:r>
       <w:r>
@@ -1231,7 +1638,7 @@
           <w:rFonts w:ascii="Times New Roman" w:eastAsia="Times New Roman" w:hAnsi="Times New Roman" w:cs="Times New Roman"/>
           <w:b/>
           <w:color w:val="632423" w:themeColor="accent2" w:themeShade="80"/>
-          <w:sz w:val="24"/>
+          <w:sz w:val="20"/>
         </w:rPr>
       </w:r>
       <w:r>
@@ -1239,7 +1646,7 @@
           <w:rFonts w:ascii="Times New Roman" w:eastAsia="Times New Roman" w:hAnsi="Times New Roman" w:cs="Times New Roman"/>
           <w:b/>
           <w:color w:val="632423" w:themeColor="accent2" w:themeShade="80"/>
-          <w:sz w:val="24"/>
+          <w:sz w:val="20"/>
         </w:rPr>
       </w:r>
       <w:r>
@@ -1247,7 +1654,7 @@
           <w:rFonts w:ascii="Times New Roman" w:eastAsia="Times New Roman" w:hAnsi="Times New Roman" w:cs="Times New Roman"/>
           <w:b/>
           <w:color w:val="632423" w:themeColor="accent2" w:themeShade="80"/>
-          <w:sz w:val="24"/>
+          <w:sz w:val="20"/>
         </w:rPr>
       </w:r>
       <w:r>
@@ -1255,7 +1662,7 @@
           <w:rFonts w:ascii="Times New Roman" w:eastAsia="Times New Roman" w:hAnsi="Times New Roman" w:cs="Times New Roman"/>
           <w:b/>
           <w:color w:val="632423" w:themeColor="accent2" w:themeShade="80"/>
-          <w:sz w:val="24"/>
+          <w:sz w:val="20"/>
         </w:rPr>
       </w:r>
       <w:r>
@@ -1263,7 +1670,7 @@
           <w:rFonts w:ascii="Times New Roman" w:eastAsia="Times New Roman" w:hAnsi="Times New Roman" w:cs="Times New Roman"/>
           <w:b/>
           <w:color w:val="632423" w:themeColor="accent2" w:themeShade="80"/>
-          <w:sz w:val="24"/>
+          <w:sz w:val="20"/>
         </w:rPr>
       </w:r>
       <w:proofErr w:type="gramStart"/>
@@ -1272,7 +1679,7 @@
           <w:rFonts w:ascii="Times New Roman" w:eastAsia="Times New Roman" w:hAnsi="Times New Roman" w:cs="Times New Roman"/>
           <w:b/>
           <w:color w:val="632423" w:themeColor="accent2" w:themeShade="80"/>
-          <w:sz w:val="24"/>
+          <w:sz w:val="20"/>
         </w:rPr>
       </w:r>
       <w:r>
@@ -1280,7 +1687,7 @@
           <w:rFonts w:ascii="Times New Roman" w:eastAsia="Times New Roman" w:hAnsi="Times New Roman" w:cs="Times New Roman"/>
           <w:b/>
           <w:color w:val="632423" w:themeColor="accent2" w:themeShade="80"/>
-          <w:sz w:val="24"/>
+          <w:sz w:val="20"/>
         </w:rPr>
       </w:r>
       <w:proofErr w:type="gramEnd"/>
@@ -1289,7 +1696,7 @@
           <w:rFonts w:ascii="Times New Roman" w:eastAsia="Times New Roman" w:hAnsi="Times New Roman" w:cs="Times New Roman"/>
           <w:b/>
           <w:color w:val="632423" w:themeColor="accent2" w:themeShade="80"/>
-          <w:sz w:val="24"/>
+          <w:sz w:val="20"/>
         </w:rPr>
       </w:r>
       <w:proofErr w:type="gramStart"/>
@@ -1298,7 +1705,7 @@
           <w:rFonts w:ascii="Times New Roman" w:eastAsia="Times New Roman" w:hAnsi="Times New Roman" w:cs="Times New Roman"/>
           <w:b/>
           <w:color w:val="632423" w:themeColor="accent2" w:themeShade="80"/>
-          <w:sz w:val="24"/>
+          <w:sz w:val="20"/>
         </w:rPr>
       </w:r>
       <w:proofErr w:type="spellStart"/>
@@ -1308,7 +1715,7 @@
           <w:rFonts w:ascii="Times New Roman" w:eastAsia="Times New Roman" w:hAnsi="Times New Roman" w:cs="Times New Roman"/>
           <w:b/>
           <w:color w:val="632423" w:themeColor="accent2" w:themeShade="80"/>
-          <w:sz w:val="24"/>
+          <w:sz w:val="20"/>
         </w:rPr>
       </w:r>
       <w:proofErr w:type="gramStart"/>
@@ -1317,7 +1724,7 @@
           <w:rFonts w:ascii="Times New Roman" w:eastAsia="Times New Roman" w:hAnsi="Times New Roman" w:cs="Times New Roman"/>
           <w:b/>
           <w:color w:val="632423" w:themeColor="accent2" w:themeShade="80"/>
-          <w:sz w:val="24"/>
+          <w:sz w:val="20"/>
         </w:rPr>
       </w:r>
       <w:proofErr w:type="spellEnd"/>
@@ -1327,7 +1734,7 @@
           <w:rFonts w:ascii="Times New Roman" w:eastAsia="Times New Roman" w:hAnsi="Times New Roman" w:cs="Times New Roman"/>
           <w:b/>
           <w:color w:val="632423" w:themeColor="accent2" w:themeShade="80"/>
-          <w:sz w:val="24"/>
+          <w:sz w:val="20"/>
         </w:rPr>
       </w:r>
     </w:p>
@@ -1340,41 +1747,6 @@
           <w:sz w:val="24"/>
         </w:rPr>
       </w:pPr>
-    </w:p>
-    <w:p>
-      <w:pPr>
-        <w:jc w:val="center"/>
-        <w:rPr>
-          <w:sz w:val="36"/>
-        </w:rPr>
-      </w:pPr>
-      <w:r>
-        <w:rPr>
-          <w:rFonts w:ascii="Times New Roman" w:eastAsia="Times New Roman" w:hAnsi="Times New Roman" w:cs="Times New Roman"/>
-          <w:b/>
-          <w:color w:val="002060"/>
-          <w:sz w:val="40"/>
-        </w:rPr>
-        <w:t xml:space="preserve">DEPARTMENT OF </w:t>
-      </w:r>
-      <w:r>
-        <w:rPr>
-          <w:rFonts w:ascii="Times New Roman" w:eastAsia="Times New Roman" w:hAnsi="Times New Roman" w:cs="Times New Roman"/>
-          <w:b/>
-          <w:color w:val="002060"/>
-          <w:sz w:val="40"/>
-        </w:rPr>
-        <w:t>COMPUTER SCIENCE &amp;</w:t>
-      </w:r>
-      <w:r>
-        <w:rPr>
-          <w:rFonts w:ascii="Times New Roman" w:eastAsia="Times New Roman" w:hAnsi="Times New Roman" w:cs="Times New Roman"/>
-          <w:b/>
-          <w:color w:val="002060"/>
-          <w:sz w:val="40"/>
-        </w:rPr>
-        <w:t xml:space="preserve"> ENGINEERING</w:t>
-      </w:r>
     </w:p>
     <w:p>
       <w:r>
@@ -1597,7 +1969,9 @@
           <w:rFonts w:ascii="Times New Roman" w:hAnsi="Times New Roman" w:eastAsia="Times New Roman"/>
           <w:b/>
           <w:i w:val="0"/>
+          <w:color w:val="FF0000"/>
           <w:sz w:val="28"/>
+          <w:u w:val="single"/>
         </w:rPr>
         <w:t>INDEX</w:t>
       </w:r>
@@ -1630,7 +2004,14 @@
           <w:tcPr>
             <w:tcW w:type="dxa" w:w="1728"/>
             <w:vAlign w:val="center"/>
-            <w:shd w:fill="D9E2F3"/>
+            <w:tcBorders>
+              <w:top w:val="single" w:sz="5" w:color="000000"/>
+              <w:left w:val="single" w:sz="5" w:color="000000"/>
+              <w:bottom w:val="single" w:sz="5" w:color="000000"/>
+              <w:right w:val="single" w:sz="5" w:color="000000"/>
+              <w:insideH w:val="single" w:sz="5" w:color="000000"/>
+              <w:insideV w:val="single" w:sz="5" w:color="000000"/>
+            </w:tcBorders>
           </w:tcPr>
           <w:p>
             <w:pPr>
@@ -1652,7 +2033,14 @@
           <w:tcPr>
             <w:tcW w:type="dxa" w:w="5904"/>
             <w:vAlign w:val="center"/>
-            <w:shd w:fill="D9E2F3"/>
+            <w:tcBorders>
+              <w:top w:val="single" w:sz="5" w:color="000000"/>
+              <w:left w:val="single" w:sz="5" w:color="000000"/>
+              <w:bottom w:val="single" w:sz="5" w:color="000000"/>
+              <w:right w:val="single" w:sz="5" w:color="000000"/>
+              <w:insideH w:val="single" w:sz="5" w:color="000000"/>
+              <w:insideV w:val="single" w:sz="5" w:color="000000"/>
+            </w:tcBorders>
           </w:tcPr>
           <w:p>
             <w:pPr>
@@ -1674,7 +2062,14 @@
           <w:tcPr>
             <w:tcW w:type="dxa" w:w="1296"/>
             <w:vAlign w:val="center"/>
-            <w:shd w:fill="D9E2F3"/>
+            <w:tcBorders>
+              <w:top w:val="single" w:sz="5" w:color="000000"/>
+              <w:left w:val="single" w:sz="5" w:color="000000"/>
+              <w:bottom w:val="single" w:sz="5" w:color="000000"/>
+              <w:right w:val="single" w:sz="5" w:color="000000"/>
+              <w:insideH w:val="single" w:sz="5" w:color="000000"/>
+              <w:insideV w:val="single" w:sz="5" w:color="000000"/>
+            </w:tcBorders>
           </w:tcPr>
           <w:p>
             <w:pPr>
@@ -1750,6 +2145,7 @@
                 <w:b w:val="0"/>
                 <w:sz w:val="18"/>
               </w:rPr>
+              <w:t>7</w:t>
             </w:r>
           </w:p>
         </w:tc>
@@ -1811,6 +2207,7 @@
                 <w:b w:val="0"/>
                 <w:sz w:val="18"/>
               </w:rPr>
+              <w:t>8</w:t>
             </w:r>
           </w:p>
         </w:tc>
@@ -1872,6 +2269,7 @@
                 <w:b w:val="0"/>
                 <w:sz w:val="18"/>
               </w:rPr>
+              <w:t>10</w:t>
             </w:r>
           </w:p>
         </w:tc>
@@ -1933,6 +2331,7 @@
                 <w:b w:val="0"/>
                 <w:sz w:val="18"/>
               </w:rPr>
+              <w:t>11</w:t>
             </w:r>
           </w:p>
         </w:tc>
@@ -1994,6 +2393,7 @@
                 <w:b w:val="0"/>
                 <w:sz w:val="18"/>
               </w:rPr>
+              <w:t>12</w:t>
             </w:r>
           </w:p>
         </w:tc>
@@ -2055,6 +2455,7 @@
                 <w:b w:val="0"/>
                 <w:sz w:val="18"/>
               </w:rPr>
+              <w:t>13</w:t>
             </w:r>
           </w:p>
         </w:tc>
@@ -2116,6 +2517,7 @@
                 <w:b w:val="0"/>
                 <w:sz w:val="18"/>
               </w:rPr>
+              <w:t>14</w:t>
             </w:r>
           </w:p>
         </w:tc>
@@ -2177,6 +2579,7 @@
                 <w:b w:val="0"/>
                 <w:sz w:val="18"/>
               </w:rPr>
+              <w:t>15</w:t>
             </w:r>
           </w:p>
         </w:tc>
@@ -2238,6 +2641,7 @@
                 <w:b w:val="0"/>
                 <w:sz w:val="18"/>
               </w:rPr>
+              <w:t>16</w:t>
             </w:r>
           </w:p>
         </w:tc>
@@ -2299,6 +2703,7 @@
                 <w:b w:val="0"/>
                 <w:sz w:val="18"/>
               </w:rPr>
+              <w:t>17</w:t>
             </w:r>
           </w:p>
         </w:tc>
@@ -2360,6 +2765,7 @@
                 <w:b w:val="0"/>
                 <w:sz w:val="18"/>
               </w:rPr>
+              <w:t>18</w:t>
             </w:r>
           </w:p>
         </w:tc>
@@ -2421,6 +2827,7 @@
                 <w:b w:val="0"/>
                 <w:sz w:val="18"/>
               </w:rPr>
+              <w:t>19</w:t>
             </w:r>
           </w:p>
         </w:tc>
@@ -2482,6 +2889,7 @@
                 <w:b w:val="0"/>
                 <w:sz w:val="18"/>
               </w:rPr>
+              <w:t>20</w:t>
             </w:r>
           </w:p>
         </w:tc>
@@ -2543,6 +2951,7 @@
                 <w:b w:val="0"/>
                 <w:sz w:val="18"/>
               </w:rPr>
+              <w:t>21</w:t>
             </w:r>
           </w:p>
         </w:tc>
@@ -2604,6 +3013,7 @@
                 <w:b w:val="0"/>
                 <w:sz w:val="18"/>
               </w:rPr>
+              <w:t>22</w:t>
             </w:r>
           </w:p>
         </w:tc>
@@ -2665,6 +3075,7 @@
                 <w:b w:val="0"/>
                 <w:sz w:val="18"/>
               </w:rPr>
+              <w:t>23</w:t>
             </w:r>
           </w:p>
         </w:tc>
@@ -2687,7 +3098,9 @@
           <w:rFonts w:ascii="Times New Roman" w:hAnsi="Times New Roman" w:eastAsia="Times New Roman"/>
           <w:b/>
           <w:i w:val="0"/>
+          <w:color w:val="FF0000"/>
           <w:sz w:val="28"/>
+          <w:u w:val="single"/>
         </w:rPr>
         <w:t>LIST OF TABLES</w:t>
       </w:r>
@@ -2720,7 +3133,14 @@
           <w:tcPr>
             <w:tcW w:type="dxa" w:w="1440"/>
             <w:vAlign w:val="center"/>
-            <w:shd w:fill="D9E2F3"/>
+            <w:tcBorders>
+              <w:top w:val="single" w:sz="5" w:color="000000"/>
+              <w:left w:val="single" w:sz="5" w:color="000000"/>
+              <w:bottom w:val="single" w:sz="5" w:color="000000"/>
+              <w:right w:val="single" w:sz="5" w:color="000000"/>
+              <w:insideH w:val="single" w:sz="5" w:color="000000"/>
+              <w:insideV w:val="single" w:sz="5" w:color="000000"/>
+            </w:tcBorders>
           </w:tcPr>
           <w:p>
             <w:pPr>
@@ -2742,7 +3162,14 @@
           <w:tcPr>
             <w:tcW w:type="dxa" w:w="6336"/>
             <w:vAlign w:val="center"/>
-            <w:shd w:fill="D9E2F3"/>
+            <w:tcBorders>
+              <w:top w:val="single" w:sz="5" w:color="000000"/>
+              <w:left w:val="single" w:sz="5" w:color="000000"/>
+              <w:bottom w:val="single" w:sz="5" w:color="000000"/>
+              <w:right w:val="single" w:sz="5" w:color="000000"/>
+              <w:insideH w:val="single" w:sz="5" w:color="000000"/>
+              <w:insideV w:val="single" w:sz="5" w:color="000000"/>
+            </w:tcBorders>
           </w:tcPr>
           <w:p>
             <w:pPr>
@@ -2764,7 +3191,14 @@
           <w:tcPr>
             <w:tcW w:type="dxa" w:w="1152"/>
             <w:vAlign w:val="center"/>
-            <w:shd w:fill="D9E2F3"/>
+            <w:tcBorders>
+              <w:top w:val="single" w:sz="5" w:color="000000"/>
+              <w:left w:val="single" w:sz="5" w:color="000000"/>
+              <w:bottom w:val="single" w:sz="5" w:color="000000"/>
+              <w:right w:val="single" w:sz="5" w:color="000000"/>
+              <w:insideH w:val="single" w:sz="5" w:color="000000"/>
+              <w:insideV w:val="single" w:sz="5" w:color="000000"/>
+            </w:tcBorders>
           </w:tcPr>
           <w:p>
             <w:pPr>
@@ -2840,6 +3274,7 @@
                 <w:b w:val="0"/>
                 <w:sz w:val="18"/>
               </w:rPr>
+              <w:t>9</w:t>
             </w:r>
           </w:p>
         </w:tc>
@@ -2901,6 +3336,7 @@
                 <w:b w:val="0"/>
                 <w:sz w:val="18"/>
               </w:rPr>
+              <w:t>14</w:t>
             </w:r>
           </w:p>
         </w:tc>
@@ -2942,7 +3378,7 @@
                 <w:b w:val="0"/>
                 <w:sz w:val="18"/>
               </w:rPr>
-              <w:t>Technology stack</w:t>
+              <w:t>Core data entities</w:t>
             </w:r>
           </w:p>
         </w:tc>
@@ -2962,6 +3398,7 @@
                 <w:b w:val="0"/>
                 <w:sz w:val="18"/>
               </w:rPr>
+              <w:t>16</w:t>
             </w:r>
           </w:p>
         </w:tc>
@@ -3003,7 +3440,7 @@
                 <w:b w:val="0"/>
                 <w:sz w:val="18"/>
               </w:rPr>
-              <w:t>Core data entities</w:t>
+              <w:t>Application modules</w:t>
             </w:r>
           </w:p>
         </w:tc>
@@ -3023,6 +3460,7 @@
                 <w:b w:val="0"/>
                 <w:sz w:val="18"/>
               </w:rPr>
+              <w:t>17</w:t>
             </w:r>
           </w:p>
         </w:tc>
@@ -3064,7 +3502,7 @@
                 <w:b w:val="0"/>
                 <w:sz w:val="18"/>
               </w:rPr>
-              <w:t>Application modules</w:t>
+              <w:t>Validation checklist</w:t>
             </w:r>
           </w:p>
         </w:tc>
@@ -3084,6 +3522,7 @@
                 <w:b w:val="0"/>
                 <w:sz w:val="18"/>
               </w:rPr>
+              <w:t>19</w:t>
             </w:r>
           </w:p>
         </w:tc>
@@ -3125,7 +3564,7 @@
                 <w:b w:val="0"/>
                 <w:sz w:val="18"/>
               </w:rPr>
-              <w:t>Validation checklist</w:t>
+              <w:t>Development resources</w:t>
             </w:r>
           </w:p>
         </w:tc>
@@ -3145,6 +3584,7 @@
                 <w:b w:val="0"/>
                 <w:sz w:val="18"/>
               </w:rPr>
+              <w:t>20</w:t>
             </w:r>
           </w:p>
         </w:tc>
@@ -3206,6 +3646,7 @@
                 <w:b w:val="0"/>
                 <w:sz w:val="18"/>
               </w:rPr>
+              <w:t>23</w:t>
             </w:r>
           </w:p>
         </w:tc>
@@ -3223,7 +3664,9 @@
           <w:rFonts w:ascii="Times New Roman" w:hAnsi="Times New Roman" w:eastAsia="Times New Roman"/>
           <w:b/>
           <w:i w:val="0"/>
+          <w:color w:val="FF0000"/>
           <w:sz w:val="28"/>
+          <w:u w:val="single"/>
         </w:rPr>
         <w:t>LIST OF FIGURES</w:t>
       </w:r>
@@ -3256,7 +3699,14 @@
           <w:tcPr>
             <w:tcW w:type="dxa" w:w="1440"/>
             <w:vAlign w:val="center"/>
-            <w:shd w:fill="D9E2F3"/>
+            <w:tcBorders>
+              <w:top w:val="single" w:sz="5" w:color="000000"/>
+              <w:left w:val="single" w:sz="5" w:color="000000"/>
+              <w:bottom w:val="single" w:sz="5" w:color="000000"/>
+              <w:right w:val="single" w:sz="5" w:color="000000"/>
+              <w:insideH w:val="single" w:sz="5" w:color="000000"/>
+              <w:insideV w:val="single" w:sz="5" w:color="000000"/>
+            </w:tcBorders>
           </w:tcPr>
           <w:p>
             <w:pPr>
@@ -3278,7 +3728,14 @@
           <w:tcPr>
             <w:tcW w:type="dxa" w:w="6336"/>
             <w:vAlign w:val="center"/>
-            <w:shd w:fill="D9E2F3"/>
+            <w:tcBorders>
+              <w:top w:val="single" w:sz="5" w:color="000000"/>
+              <w:left w:val="single" w:sz="5" w:color="000000"/>
+              <w:bottom w:val="single" w:sz="5" w:color="000000"/>
+              <w:right w:val="single" w:sz="5" w:color="000000"/>
+              <w:insideH w:val="single" w:sz="5" w:color="000000"/>
+              <w:insideV w:val="single" w:sz="5" w:color="000000"/>
+            </w:tcBorders>
           </w:tcPr>
           <w:p>
             <w:pPr>
@@ -3300,7 +3757,14 @@
           <w:tcPr>
             <w:tcW w:type="dxa" w:w="1152"/>
             <w:vAlign w:val="center"/>
-            <w:shd w:fill="D9E2F3"/>
+            <w:tcBorders>
+              <w:top w:val="single" w:sz="5" w:color="000000"/>
+              <w:left w:val="single" w:sz="5" w:color="000000"/>
+              <w:bottom w:val="single" w:sz="5" w:color="000000"/>
+              <w:right w:val="single" w:sz="5" w:color="000000"/>
+              <w:insideH w:val="single" w:sz="5" w:color="000000"/>
+              <w:insideV w:val="single" w:sz="5" w:color="000000"/>
+            </w:tcBorders>
           </w:tcPr>
           <w:p>
             <w:pPr>
@@ -3376,67 +3840,7 @@
                 <w:b w:val="0"/>
                 <w:sz w:val="18"/>
               </w:rPr>
-            </w:r>
-          </w:p>
-        </w:tc>
-      </w:tr>
-      <w:tr>
-        <w:tc>
-          <w:tcPr>
-            <w:tcW w:type="dxa" w:w="1440"/>
-            <w:vAlign w:val="center"/>
-          </w:tcPr>
-          <w:p>
-            <w:pPr>
-              <w:spacing w:before="0" w:after="0" w:line="252" w:lineRule="auto"/>
-            </w:pPr>
-            <w:r/>
-            <w:r>
-              <w:rPr>
-                <w:rFonts w:ascii="Times New Roman" w:hAnsi="Times New Roman"/>
-                <w:b w:val="0"/>
-                <w:sz w:val="18"/>
-              </w:rPr>
-              <w:t>2</w:t>
-            </w:r>
-          </w:p>
-        </w:tc>
-        <w:tc>
-          <w:tcPr>
-            <w:tcW w:type="dxa" w:w="6336"/>
-            <w:vAlign w:val="center"/>
-          </w:tcPr>
-          <w:p>
-            <w:pPr>
-              <w:spacing w:before="0" w:after="0" w:line="252" w:lineRule="auto"/>
-            </w:pPr>
-            <w:r/>
-            <w:r>
-              <w:rPr>
-                <w:rFonts w:ascii="Times New Roman" w:hAnsi="Times New Roman"/>
-                <w:b w:val="0"/>
-                <w:sz w:val="18"/>
-              </w:rPr>
-              <w:t>Stock movement lifecycle</w:t>
-            </w:r>
-          </w:p>
-        </w:tc>
-        <w:tc>
-          <w:tcPr>
-            <w:tcW w:type="dxa" w:w="1152"/>
-            <w:vAlign w:val="center"/>
-          </w:tcPr>
-          <w:p>
-            <w:pPr>
-              <w:spacing w:before="0" w:after="0" w:line="252" w:lineRule="auto"/>
-            </w:pPr>
-            <w:r/>
-            <w:r>
-              <w:rPr>
-                <w:rFonts w:ascii="Times New Roman" w:hAnsi="Times New Roman"/>
-                <w:b w:val="0"/>
-                <w:sz w:val="18"/>
-              </w:rPr>
+              <w:t>15</w:t>
             </w:r>
           </w:p>
         </w:tc>
@@ -3454,7 +3858,9 @@
           <w:rFonts w:ascii="Times New Roman" w:hAnsi="Times New Roman" w:eastAsia="Times New Roman"/>
           <w:b/>
           <w:i w:val="0"/>
+          <w:color w:val="FF0000"/>
           <w:sz w:val="28"/>
+          <w:u w:val="single"/>
         </w:rPr>
         <w:t>LIST OF GRAPHS</w:t>
       </w:r>
@@ -3763,13 +4169,22 @@
         <w:jc w:val="both"/>
       </w:pPr>
       <w:r>
-        <w:rPr>
-          <w:rFonts w:ascii="Times New Roman" w:hAnsi="Times New Roman" w:eastAsia="Times New Roman"/>
-          <w:b w:val="0"/>
-          <w:i w:val="0"/>
-          <w:sz w:val="24"/>
-        </w:rPr>
         <w:t>Tubis and Rohman survey intelligent warehouses in the context of Industry 4.0 and discuss technology themes such as IoT, visual technologies and autonomous equipment [5]. These technologies extend beyond this project’s web and database scope. DecoStone is positioned as a foundational digital inventory tool, not a sensor-driven or automated warehouse.</w:t>
+      </w:r>
+    </w:p>
+    <w:p>
+      <w:pPr>
+        <w:keepLines/>
+        <w:spacing w:line="360" w:lineRule="auto" w:after="140"/>
+        <w:ind w:firstLine="432"/>
+        <w:jc w:val="both"/>
+      </w:pPr>
+      <w:r>
+        <w:rPr>
+          <w:rFonts w:ascii="Times New Roman" w:hAnsi="Times New Roman"/>
+          <w:sz w:val="24"/>
+        </w:rPr>
+        <w:t>Mashayekhy, Babaei, Yuan and Xue survey the impact of IoT on inventory management, including technology-enabled inventory visibility [6]. The present project remains transaction-based and does not claim IoT sensing.</w:t>
       </w:r>
     </w:p>
     <w:p>
@@ -4189,6 +4604,50 @@
           </w:p>
         </w:tc>
       </w:tr>
+      <w:tr>
+        <w:tc>
+          <w:tcPr>
+            <w:tcW w:type="dxa" w:w="3120"/>
+          </w:tcPr>
+          <w:p>
+            <w:r>
+              <w:rPr>
+                <w:rFonts w:ascii="Times New Roman" w:hAnsi="Times New Roman"/>
+                <w:sz w:val="16"/>
+              </w:rPr>
+              <w:t>Mashayekhy et al. [6]</w:t>
+            </w:r>
+          </w:p>
+        </w:tc>
+        <w:tc>
+          <w:tcPr>
+            <w:tcW w:type="dxa" w:w="3120"/>
+          </w:tcPr>
+          <w:p>
+            <w:r>
+              <w:rPr>
+                <w:rFonts w:ascii="Times New Roman" w:hAnsi="Times New Roman"/>
+                <w:sz w:val="16"/>
+              </w:rPr>
+              <w:t>IoT inventory survey</w:t>
+            </w:r>
+          </w:p>
+        </w:tc>
+        <w:tc>
+          <w:tcPr>
+            <w:tcW w:type="dxa" w:w="3120"/>
+          </w:tcPr>
+          <w:p>
+            <w:r>
+              <w:rPr>
+                <w:rFonts w:ascii="Times New Roman" w:hAnsi="Times New Roman"/>
+                <w:sz w:val="16"/>
+              </w:rPr>
+              <w:t>Treat sensing as future work; focus now on validated transactions.</w:t>
+            </w:r>
+          </w:p>
+        </w:tc>
+      </w:tr>
     </w:tbl>
     <w:p/>
     <w:p>
@@ -4204,6 +4663,70 @@
           <w:sz w:val="20"/>
         </w:rPr>
         <w:t>Table 1. Comparison of selected literature and project implications.</w:t>
+      </w:r>
+    </w:p>
+    <w:p>
+      <w:pPr>
+        <w:keepNext/>
+        <w:spacing w:after="200"/>
+        <w:jc w:val="left"/>
+      </w:pPr>
+      <w:r>
+        <w:rPr>
+          <w:rFonts w:ascii="Times New Roman" w:hAnsi="Times New Roman" w:eastAsia="Times New Roman"/>
+          <w:b/>
+          <w:i w:val="0"/>
+          <w:sz w:val="24"/>
+        </w:rPr>
+        <w:t>2.5 Research Gap and Project Position</w:t>
+      </w:r>
+    </w:p>
+    <w:p>
+      <w:pPr>
+        <w:spacing w:line="360" w:lineRule="auto" w:after="140"/>
+        <w:ind w:firstLine="432"/>
+        <w:jc w:val="both"/>
+      </w:pPr>
+      <w:r>
+        <w:rPr>
+          <w:rFonts w:ascii="Times New Roman" w:hAnsi="Times New Roman" w:eastAsia="Times New Roman"/>
+          <w:b w:val="0"/>
+          <w:i w:val="0"/>
+          <w:sz w:val="24"/>
+        </w:rPr>
+        <w:t>The reviewed studies cover inventory-control concepts, warehouse-system capabilities, classification methods, forecasting research and intelligent warehouse technologies. They provide complementary perspectives, but the proposed student project has a narrower objective: reliable material and stock transactions across several godowns, supported by straightforward role-based workflows and reports. It does not claim to replace a full enterprise warehouse-management platform or advanced optimization system.</w:t>
+      </w:r>
+    </w:p>
+    <w:p>
+      <w:pPr>
+        <w:spacing w:line="360" w:lineRule="auto" w:after="140"/>
+        <w:ind w:firstLine="432"/>
+        <w:jc w:val="both"/>
+      </w:pPr>
+      <w:r>
+        <w:rPr>
+          <w:rFonts w:ascii="Times New Roman" w:hAnsi="Times New Roman" w:eastAsia="Times New Roman"/>
+          <w:b w:val="0"/>
+          <w:i w:val="0"/>
+          <w:sz w:val="24"/>
+        </w:rPr>
+        <w:t>The practical gap addressed here is the need to connect material master records with location-specific quantities and a history of changes in one accessible application. The design therefore emphasizes transaction consistency, clear stock status, supervisor access across assigned locations and traceable updates. These requirements form the basis for the database model and validation plan in later chapters.</w:t>
+      </w:r>
+    </w:p>
+    <w:p>
+      <w:pPr>
+        <w:spacing w:line="360" w:lineRule="auto" w:after="140"/>
+        <w:ind w:firstLine="432"/>
+        <w:jc w:val="both"/>
+      </w:pPr>
+      <w:r>
+        <w:rPr>
+          <w:rFonts w:ascii="Times New Roman" w:hAnsi="Times New Roman" w:eastAsia="Times New Roman"/>
+          <w:b w:val="0"/>
+          <w:i w:val="0"/>
+          <w:sz w:val="24"/>
+        </w:rPr>
+        <w:t>A useful extension of this work would be to evaluate demand data and item criticality after sufficient reliable transaction history has accumulated. Forecasting or ABC prioritization should be introduced only with suitable data and evaluated against a defined baseline; neither is presented as a current project result.</w:t>
       </w:r>
     </w:p>
     <w:p>
@@ -6430,13 +6953,7 @@
         <w:jc w:val="both"/>
       </w:pPr>
       <w:r>
-        <w:rPr>
-          <w:rFonts w:ascii="Times New Roman" w:hAnsi="Times New Roman" w:eastAsia="Times New Roman"/>
-          <w:b w:val="0"/>
-          <w:i w:val="0"/>
-          <w:sz w:val="22"/>
-        </w:rPr>
-        <w:t>• Database transactions should group multi-record stock changes atomically [6].</w:t>
+        <w:t>• Database transactions should group multi-record stock changes atomically [7].</w:t>
       </w:r>
     </w:p>
     <w:p>
@@ -7031,13 +7548,7 @@
         <w:jc w:val="both"/>
       </w:pPr>
       <w:r>
-        <w:rPr>
-          <w:rFonts w:ascii="Times New Roman" w:hAnsi="Times New Roman" w:eastAsia="Times New Roman"/>
-          <w:b w:val="0"/>
-          <w:i w:val="0"/>
-          <w:sz w:val="24"/>
-        </w:rPr>
-        <w:t>The backend dependency manifest includes bcryptjs and JSON Web Token packages. Passwords should be stored only as salted hashes, never plaintext. Tokens should be validated on protected requests and handled with appropriate expiry and secure storage. OWASP guidance describes established controls for authentication and password storage [7], [8].</w:t>
+        <w:t>The backend dependency manifest includes bcryptjs and JSON Web Token packages. Passwords should be stored only as salted hashes, never plaintext. Tokens should be validated on protected requests and handled with appropriate expiry and secure storage. OWASP guidance describes established controls for authentication and password storage [8], [9].</w:t>
       </w:r>
     </w:p>
     <w:p>
@@ -8230,12 +8741,10 @@
       </w:pPr>
       <w:r>
         <w:rPr>
-          <w:rFonts w:ascii="Times New Roman" w:hAnsi="Times New Roman" w:eastAsia="Times New Roman"/>
-          <w:b w:val="0"/>
-          <w:i w:val="0"/>
+          <w:rFonts w:ascii="Times New Roman" w:hAnsi="Times New Roman"/>
           <w:sz w:val="21"/>
         </w:rPr>
-        <w:t>[6] SQLite Consortium, “Transactions,” SQLite Documentation. [Online]. Available: https://www.sqlite.org/lang_transaction.html. Accessed: 22-Oct-2026.</w:t>
+        <w:t>[6] Y. Mashayekhy, A. Babaei, X.-M. Yuan, and A. Xue, “Impact of Internet of Things (IoT) on inventory management: A literature survey,” Logistics, vol. 6, no. 2, art. 33, 2022, doi: 10.3390/logistics6020033.</w:t>
       </w:r>
     </w:p>
     <w:p>
@@ -8245,13 +8754,7 @@
         <w:jc w:val="both"/>
       </w:pPr>
       <w:r>
-        <w:rPr>
-          <w:rFonts w:ascii="Times New Roman" w:hAnsi="Times New Roman" w:eastAsia="Times New Roman"/>
-          <w:b w:val="0"/>
-          <w:i w:val="0"/>
-          <w:sz w:val="21"/>
-        </w:rPr>
-        <w:t>[7] OWASP Foundation, “Authentication Cheat Sheet,” OWASP Cheat Sheet Series. [Online]. Available: https://cheatsheetseries.owasp.org/cheatsheets/Authentication_Cheat_Sheet.html. Accessed: 22-Oct-2026.</w:t>
+        <w:t>[7] SQLite Consortium, “Transactions,” SQLite Documentation. [Online]. Available: https://www.sqlite.org/lang_transaction.html. Accessed: 22-Oct-2026.</w:t>
       </w:r>
     </w:p>
     <w:p>
@@ -8261,13 +8764,7 @@
         <w:jc w:val="both"/>
       </w:pPr>
       <w:r>
-        <w:rPr>
-          <w:rFonts w:ascii="Times New Roman" w:hAnsi="Times New Roman" w:eastAsia="Times New Roman"/>
-          <w:b w:val="0"/>
-          <w:i w:val="0"/>
-          <w:sz w:val="21"/>
-        </w:rPr>
-        <w:t>[8] OWASP Foundation, “Password Storage Cheat Sheet,” OWASP Cheat Sheet Series. [Online]. Available: https://cheatsheetseries.owasp.org/cheatsheets/Password_Storage_Cheat_Sheet.html. Accessed: 22-Oct-2026.</w:t>
+        <w:t>[8] OWASP Foundation, “Authentication Cheat Sheet,” OWASP Cheat Sheet Series. [Online]. Available: https://cheatsheetseries.owasp.org/cheatsheets/Authentication_Cheat_Sheet.html. Accessed: 22-Oct-2026.</w:t>
       </w:r>
     </w:p>
     <w:p>
@@ -8277,13 +8774,7 @@
         <w:jc w:val="both"/>
       </w:pPr>
       <w:r>
-        <w:rPr>
-          <w:rFonts w:ascii="Times New Roman" w:hAnsi="Times New Roman" w:eastAsia="Times New Roman"/>
-          <w:b w:val="0"/>
-          <w:i w:val="0"/>
-          <w:sz w:val="21"/>
-        </w:rPr>
-        <w:t>[9] Meta Platforms, “Quick Start,” React Documentation. [Online]. Available: https://react.dev/learn. Accessed: 22-Oct-2026.</w:t>
+        <w:t>[9] OWASP Foundation, “Password Storage Cheat Sheet,” OWASP Cheat Sheet Series. [Online]. Available: https://cheatsheetseries.owasp.org/cheatsheets/Password_Storage_Cheat_Sheet.html. Accessed: 22-Oct-2026.</w:t>
       </w:r>
     </w:p>
     <w:p>
@@ -8293,13 +8784,7 @@
         <w:jc w:val="both"/>
       </w:pPr>
       <w:r>
-        <w:rPr>
-          <w:rFonts w:ascii="Times New Roman" w:hAnsi="Times New Roman" w:eastAsia="Times New Roman"/>
-          <w:b w:val="0"/>
-          <w:i w:val="0"/>
-          <w:sz w:val="21"/>
-        </w:rPr>
-        <w:t>[10] OpenJS Foundation, “Express Documentation.” [Online]. Available: https://expressjs.com/. Accessed: 22-Oct-2026.</w:t>
+        <w:t>[10] Meta Platforms, “Quick Start,” React Documentation. [Online]. Available: https://react.dev/learn. Accessed: 22-Oct-2026.</w:t>
       </w:r>
     </w:p>
     <w:p>
@@ -8309,13 +8794,7 @@
         <w:jc w:val="both"/>
       </w:pPr>
       <w:r>
-        <w:rPr>
-          <w:rFonts w:ascii="Times New Roman" w:hAnsi="Times New Roman" w:eastAsia="Times New Roman"/>
-          <w:b w:val="0"/>
-          <w:i w:val="0"/>
-          <w:sz w:val="21"/>
-        </w:rPr>
-        <w:t>[11] OpenJS Foundation, “Node.js Documentation.” [Online]. Available: https://nodejs.org/docs/latest/api/. Accessed: 22-Oct-2026.</w:t>
+        <w:t>[11] OpenJS Foundation, “Express Documentation.” [Online]. Available: https://expressjs.com/. Accessed: 22-Oct-2026.</w:t>
       </w:r>
     </w:p>
     <w:p>
@@ -8325,13 +8804,17 @@
         <w:jc w:val="both"/>
       </w:pPr>
       <w:r>
-        <w:rPr>
-          <w:rFonts w:ascii="Times New Roman" w:hAnsi="Times New Roman" w:eastAsia="Times New Roman"/>
-          <w:b w:val="0"/>
-          <w:i w:val="0"/>
-          <w:sz w:val="21"/>
-        </w:rPr>
-        <w:t>[12] Vite Contributors, “Getting Started,” Vite Documentation. [Online]. Available: https://vite.dev/guide/. Accessed: 22-Oct-2026.</w:t>
+        <w:t>[12] OpenJS Foundation, “Node.js Documentation.” [Online]. Available: https://nodejs.org/docs/latest/api/. Accessed: 22-Oct-2026.</w:t>
+      </w:r>
+    </w:p>
+    <w:p>
+      <w:pPr>
+        <w:spacing w:line="276" w:lineRule="auto" w:after="140"/>
+        <w:ind w:left="360" w:hanging="360"/>
+        <w:jc w:val="both"/>
+      </w:pPr>
+      <w:r>
+        <w:t>[13] Vite Contributors, “Getting Started,” Vite Documentation. [Online]. Available: https://vite.dev/guide/. Accessed: 22-Oct-2026.</w:t>
       </w:r>
     </w:p>
     <w:p>
@@ -8747,6 +9230,9 @@
           <w:sz w:val="24"/>
         </w:rPr>
         <w:t>The plan records scheduled activities only. Actual completion dates, results, attendance and guide review must be entered by the team and verified by the project guide.</w:t>
+      </w:r>
+      <w:r>
+        <w:t xml:space="preserve"> The presentation and project demo are scheduled for 24 October 2026.</w:t>
       </w:r>
     </w:p>
     <w:sectPr>
